--- a/機器組時間管理表仕様書.docx
+++ b/機器組時間管理表仕様書.docx
@@ -6,6 +6,9 @@
       <w:sdtPr>
         <w:rPr>
           <w:rFonts w:asciiTheme="majorHAnsi" w:eastAsiaTheme="majorEastAsia" w:hAnsiTheme="majorHAnsi" w:cstheme="majorBidi"/>
+          <w:color w:val="auto"/>
+          <w:kern w:val="2"/>
+          <w:sz w:val="21"/>
         </w:rPr>
         <w:id w:val="667836123"/>
         <w:docPartObj>
@@ -16,9 +19,6 @@
       <w:sdtEndPr>
         <w:rPr>
           <w:rFonts w:asciiTheme="minorHAnsi" w:eastAsiaTheme="minorEastAsia" w:hAnsiTheme="minorHAnsi" w:cstheme="minorBidi"/>
-          <w:color w:val="auto"/>
-          <w:kern w:val="2"/>
-          <w:sz w:val="21"/>
         </w:rPr>
       </w:sdtEndPr>
       <w:sdtContent>
@@ -39,6 +39,9 @@
               <w:sdtPr>
                 <w:rPr>
                   <w:rFonts w:asciiTheme="majorHAnsi" w:eastAsiaTheme="majorEastAsia" w:hAnsiTheme="majorHAnsi" w:cstheme="majorBidi"/>
+                  <w:color w:val="auto"/>
+                  <w:kern w:val="2"/>
+                  <w:sz w:val="21"/>
                 </w:rPr>
                 <w:alias w:val="会社"/>
                 <w:id w:val="13406915"/>
@@ -48,6 +51,13 @@
                 <w:dataBinding w:prefixMappings="xmlns:ns0='http://schemas.openxmlformats.org/officeDocument/2006/extended-properties'" w:xpath="/ns0:Properties[1]/ns0:Company[1]" w:storeItemID="{6668398D-A668-4E3E-A5EB-62B293D839F1}"/>
                 <w:text/>
               </w:sdtPr>
+              <w:sdtEndPr>
+                <w:rPr>
+                  <w:color w:val="000000" w:themeColor="text1"/>
+                  <w:kern w:val="0"/>
+                  <w:sz w:val="22"/>
+                </w:rPr>
+              </w:sdtEndPr>
               <w:sdtContent>
                 <w:tc>
                   <w:tcPr>
@@ -82,7 +92,6 @@
               <w:tcPr>
                 <w:tcW w:w="7672" w:type="dxa"/>
               </w:tcPr>
-              <w:bookmarkStart w:id="0" w:name="_GoBack" w:displacedByCustomXml="next"/>
               <w:sdt>
                 <w:sdtPr>
                   <w:rPr>
@@ -98,6 +107,7 @@
                   <w:dataBinding w:prefixMappings="xmlns:ns0='http://schemas.openxmlformats.org/package/2006/metadata/core-properties' xmlns:ns1='http://purl.org/dc/elements/1.1/'" w:xpath="/ns0:coreProperties[1]/ns1:title[1]" w:storeItemID="{6C3C8BC8-F283-45AE-878A-BAB7291924A1}"/>
                   <w:text/>
                 </w:sdtPr>
+                <w:sdtEndPr/>
                 <w:sdtContent>
                   <w:p>
                     <w:pPr>
@@ -128,7 +138,6 @@
                   </w:p>
                 </w:sdtContent>
               </w:sdt>
-              <w:bookmarkEnd w:id="0" w:displacedByCustomXml="prev"/>
             </w:tc>
           </w:tr>
           <w:tr>
@@ -179,12 +188,10 @@
                 <w:sdtPr>
                   <w:alias w:val="作成者"/>
                   <w:id w:val="13406928"/>
-                  <w:placeholder>
-                    <w:docPart w:val="8F3FCF23DDEC4025BF471F01C549ADFB"/>
-                  </w:placeholder>
                   <w:dataBinding w:prefixMappings="xmlns:ns0='http://schemas.openxmlformats.org/package/2006/metadata/core-properties' xmlns:ns1='http://purl.org/dc/elements/1.1/'" w:xpath="/ns0:coreProperties[1]/ns1:creator[1]" w:storeItemID="{6C3C8BC8-F283-45AE-878A-BAB7291924A1}"/>
                   <w:text/>
                 </w:sdtPr>
+                <w:sdtEndPr/>
                 <w:sdtContent>
                   <w:p>
                     <w:pPr>
@@ -203,9 +210,6 @@
                 <w:sdtPr>
                   <w:alias w:val="日付"/>
                   <w:id w:val="13406932"/>
-                  <w:placeholder>
-                    <w:docPart w:val="6B955818C8C84B129262BB2631A3D762"/>
-                  </w:placeholder>
                   <w:dataBinding w:prefixMappings="xmlns:ns0='http://schemas.microsoft.com/office/2006/coverPageProps'" w:xpath="/ns0:CoverPageProperties[1]/ns0:PublishDate[1]" w:storeItemID="{55AF091B-3C7A-41E3-B477-F2FDAA23CFDA}"/>
                   <w:date w:fullDate="2017-07-21T00:00:00Z">
                     <w:dateFormat w:val="yyyy/MM/dd"/>
@@ -214,6 +218,7 @@
                     <w:calendar w:val="gregorian"/>
                   </w:date>
                 </w:sdtPr>
+                <w:sdtEndPr/>
                 <w:sdtContent>
                   <w:p>
                     <w:pPr>
@@ -257,6 +262,12 @@
     <w:sdt>
       <w:sdtPr>
         <w:rPr>
+          <w:rFonts w:asciiTheme="minorHAnsi" w:eastAsiaTheme="minorEastAsia" w:hAnsiTheme="minorHAnsi" w:cstheme="minorBidi"/>
+          <w:b w:val="0"/>
+          <w:bCs w:val="0"/>
+          <w:color w:val="auto"/>
+          <w:sz w:val="22"/>
+          <w:szCs w:val="22"/>
           <w:lang w:val="ja-JP"/>
         </w:rPr>
         <w:id w:val="-581137905"/>
@@ -265,23 +276,18 @@
           <w:docPartUnique/>
         </w:docPartObj>
       </w:sdtPr>
-      <w:sdtEndPr>
-        <w:rPr>
-          <w:rFonts w:asciiTheme="minorHAnsi" w:eastAsiaTheme="minorEastAsia" w:hAnsiTheme="minorHAnsi" w:cstheme="minorBidi"/>
-          <w:b w:val="0"/>
-          <w:bCs w:val="0"/>
-          <w:color w:val="auto"/>
-          <w:sz w:val="22"/>
-          <w:szCs w:val="22"/>
-        </w:rPr>
-      </w:sdtEndPr>
+      <w:sdtEndPr/>
       <w:sdtContent>
         <w:p>
           <w:pPr>
             <w:pStyle w:val="a8"/>
+            <w:rPr>
+              <w:color w:val="000000" w:themeColor="text1"/>
+            </w:rPr>
           </w:pPr>
           <w:r>
             <w:rPr>
+              <w:color w:val="000000" w:themeColor="text1"/>
               <w:lang w:val="ja-JP"/>
             </w:rPr>
             <w:t>目次</w:t>
@@ -291,7 +297,6 @@
           <w:pPr>
             <w:pStyle w:val="11"/>
             <w:rPr>
-              <w:rFonts w:hint="eastAsia"/>
               <w:b/>
               <w:bCs/>
               <w:lang w:val="ja-JP"/>
@@ -378,251 +383,664 @@
     <w:p>
       <w:pPr>
         <w:rPr>
-          <w:rFonts w:hint="eastAsia"/>
-          <w:szCs w:val="21"/>
-        </w:rPr>
-      </w:pPr>
-    </w:p>
-    <w:p>
-      <w:pPr>
-        <w:rPr>
-          <w:rFonts w:hint="eastAsia"/>
-          <w:szCs w:val="21"/>
-        </w:rPr>
-      </w:pPr>
-    </w:p>
-    <w:p>
-      <w:pPr>
-        <w:rPr>
-          <w:rFonts w:hint="eastAsia"/>
-          <w:szCs w:val="21"/>
-        </w:rPr>
-      </w:pPr>
-    </w:p>
-    <w:p>
-      <w:pPr>
-        <w:rPr>
-          <w:rFonts w:hint="eastAsia"/>
-          <w:szCs w:val="21"/>
-        </w:rPr>
-      </w:pPr>
-    </w:p>
-    <w:p>
-      <w:pPr>
-        <w:rPr>
-          <w:rFonts w:hint="eastAsia"/>
-          <w:szCs w:val="21"/>
-        </w:rPr>
-      </w:pPr>
-    </w:p>
-    <w:p>
-      <w:pPr>
-        <w:rPr>
-          <w:rFonts w:hint="eastAsia"/>
-          <w:szCs w:val="21"/>
-        </w:rPr>
-      </w:pPr>
-    </w:p>
-    <w:p>
-      <w:pPr>
-        <w:rPr>
-          <w:rFonts w:hint="eastAsia"/>
-          <w:szCs w:val="21"/>
-        </w:rPr>
-      </w:pPr>
-    </w:p>
-    <w:p>
-      <w:pPr>
-        <w:rPr>
-          <w:rFonts w:hint="eastAsia"/>
-          <w:szCs w:val="21"/>
-        </w:rPr>
-      </w:pPr>
-    </w:p>
-    <w:p>
-      <w:pPr>
-        <w:rPr>
-          <w:rFonts w:hint="eastAsia"/>
-          <w:szCs w:val="21"/>
-        </w:rPr>
-      </w:pPr>
-    </w:p>
-    <w:p>
-      <w:pPr>
-        <w:rPr>
-          <w:rFonts w:hint="eastAsia"/>
-          <w:szCs w:val="21"/>
-        </w:rPr>
-      </w:pPr>
-    </w:p>
-    <w:p>
-      <w:pPr>
-        <w:rPr>
-          <w:rFonts w:hint="eastAsia"/>
-          <w:szCs w:val="21"/>
-        </w:rPr>
-      </w:pPr>
-    </w:p>
-    <w:p>
-      <w:pPr>
-        <w:rPr>
-          <w:rFonts w:hint="eastAsia"/>
-          <w:szCs w:val="21"/>
-        </w:rPr>
-      </w:pPr>
-    </w:p>
-    <w:p>
-      <w:pPr>
-        <w:rPr>
-          <w:rFonts w:hint="eastAsia"/>
-          <w:szCs w:val="21"/>
-        </w:rPr>
-      </w:pPr>
-    </w:p>
-    <w:p>
-      <w:pPr>
-        <w:rPr>
-          <w:rFonts w:hint="eastAsia"/>
-          <w:szCs w:val="21"/>
-        </w:rPr>
-      </w:pPr>
-    </w:p>
-    <w:p>
-      <w:pPr>
-        <w:rPr>
-          <w:rFonts w:hint="eastAsia"/>
-          <w:szCs w:val="21"/>
-        </w:rPr>
-      </w:pPr>
-    </w:p>
-    <w:p>
-      <w:pPr>
-        <w:rPr>
-          <w:rFonts w:hint="eastAsia"/>
-          <w:szCs w:val="21"/>
-        </w:rPr>
-      </w:pPr>
-    </w:p>
-    <w:p>
-      <w:pPr>
-        <w:rPr>
-          <w:rFonts w:hint="eastAsia"/>
-          <w:szCs w:val="21"/>
-        </w:rPr>
-      </w:pPr>
-    </w:p>
-    <w:p>
-      <w:pPr>
-        <w:rPr>
-          <w:rFonts w:hint="eastAsia"/>
-          <w:szCs w:val="21"/>
-        </w:rPr>
-      </w:pPr>
-    </w:p>
-    <w:p>
-      <w:pPr>
-        <w:rPr>
-          <w:rFonts w:hint="eastAsia"/>
-          <w:szCs w:val="21"/>
-        </w:rPr>
-      </w:pPr>
-    </w:p>
-    <w:p>
-      <w:pPr>
-        <w:rPr>
-          <w:rFonts w:hint="eastAsia"/>
-          <w:szCs w:val="21"/>
-        </w:rPr>
-      </w:pPr>
-    </w:p>
-    <w:p>
-      <w:pPr>
-        <w:rPr>
-          <w:rFonts w:hint="eastAsia"/>
-          <w:szCs w:val="21"/>
-        </w:rPr>
-      </w:pPr>
-    </w:p>
-    <w:p>
-      <w:pPr>
-        <w:rPr>
-          <w:rFonts w:hint="eastAsia"/>
-          <w:szCs w:val="21"/>
-        </w:rPr>
-      </w:pPr>
-    </w:p>
-    <w:p>
-      <w:pPr>
-        <w:rPr>
-          <w:rFonts w:hint="eastAsia"/>
-          <w:szCs w:val="21"/>
-        </w:rPr>
-      </w:pPr>
-    </w:p>
-    <w:p>
-      <w:pPr>
-        <w:rPr>
-          <w:rFonts w:hint="eastAsia"/>
-          <w:szCs w:val="21"/>
-        </w:rPr>
-      </w:pPr>
-    </w:p>
-    <w:p>
-      <w:pPr>
-        <w:rPr>
-          <w:rFonts w:hint="eastAsia"/>
-          <w:szCs w:val="21"/>
-        </w:rPr>
-      </w:pPr>
-    </w:p>
-    <w:p>
-      <w:pPr>
-        <w:rPr>
-          <w:rFonts w:hint="eastAsia"/>
-          <w:szCs w:val="21"/>
-        </w:rPr>
-      </w:pPr>
-    </w:p>
-    <w:p>
-      <w:pPr>
-        <w:rPr>
-          <w:rFonts w:hint="eastAsia"/>
-          <w:szCs w:val="21"/>
-        </w:rPr>
-      </w:pPr>
-    </w:p>
-    <w:p>
-      <w:pPr>
-        <w:rPr>
-          <w:rFonts w:hint="eastAsia"/>
-          <w:szCs w:val="21"/>
-        </w:rPr>
-      </w:pPr>
-    </w:p>
-    <w:p>
-      <w:pPr>
-        <w:rPr>
-          <w:rFonts w:hint="eastAsia"/>
-          <w:szCs w:val="21"/>
-        </w:rPr>
-      </w:pPr>
-    </w:p>
-    <w:p>
-      <w:pPr>
-        <w:rPr>
-          <w:rFonts w:hint="eastAsia"/>
-          <w:szCs w:val="21"/>
-        </w:rPr>
-      </w:pPr>
-    </w:p>
-    <w:p>
-      <w:pPr>
+          <w:szCs w:val="21"/>
+        </w:rPr>
+      </w:pPr>
+    </w:p>
+    <w:p>
+      <w:pPr>
+        <w:rPr>
+          <w:szCs w:val="21"/>
+        </w:rPr>
+      </w:pPr>
+    </w:p>
+    <w:p>
+      <w:pPr>
+        <w:rPr>
+          <w:szCs w:val="21"/>
+        </w:rPr>
+      </w:pPr>
+    </w:p>
+    <w:p>
+      <w:pPr>
+        <w:rPr>
+          <w:szCs w:val="21"/>
+        </w:rPr>
+      </w:pPr>
+    </w:p>
+    <w:p>
+      <w:pPr>
+        <w:rPr>
+          <w:szCs w:val="21"/>
+        </w:rPr>
+      </w:pPr>
+    </w:p>
+    <w:p>
+      <w:pPr>
+        <w:rPr>
+          <w:szCs w:val="21"/>
+        </w:rPr>
+      </w:pPr>
+    </w:p>
+    <w:p>
+      <w:pPr>
+        <w:rPr>
+          <w:szCs w:val="21"/>
+        </w:rPr>
+      </w:pPr>
+    </w:p>
+    <w:p>
+      <w:pPr>
+        <w:rPr>
+          <w:szCs w:val="21"/>
+        </w:rPr>
+      </w:pPr>
+    </w:p>
+    <w:p>
+      <w:pPr>
+        <w:rPr>
+          <w:szCs w:val="21"/>
+        </w:rPr>
+      </w:pPr>
+    </w:p>
+    <w:p>
+      <w:pPr>
+        <w:rPr>
+          <w:szCs w:val="21"/>
+        </w:rPr>
+      </w:pPr>
+    </w:p>
+    <w:p>
+      <w:pPr>
+        <w:rPr>
+          <w:szCs w:val="21"/>
+        </w:rPr>
+      </w:pPr>
+    </w:p>
+    <w:p>
+      <w:pPr>
+        <w:rPr>
+          <w:szCs w:val="21"/>
+        </w:rPr>
+      </w:pPr>
+    </w:p>
+    <w:p>
+      <w:pPr>
+        <w:rPr>
+          <w:szCs w:val="21"/>
+        </w:rPr>
+      </w:pPr>
+    </w:p>
+    <w:p>
+      <w:pPr>
+        <w:rPr>
+          <w:szCs w:val="21"/>
+        </w:rPr>
+      </w:pPr>
+    </w:p>
+    <w:p>
+      <w:pPr>
+        <w:rPr>
+          <w:szCs w:val="21"/>
+        </w:rPr>
+      </w:pPr>
+    </w:p>
+    <w:p>
+      <w:pPr>
+        <w:rPr>
+          <w:szCs w:val="21"/>
+        </w:rPr>
+      </w:pPr>
+    </w:p>
+    <w:p>
+      <w:pPr>
+        <w:rPr>
+          <w:szCs w:val="21"/>
+        </w:rPr>
+      </w:pPr>
+    </w:p>
+    <w:p>
+      <w:pPr>
+        <w:rPr>
+          <w:szCs w:val="21"/>
+        </w:rPr>
+      </w:pPr>
+    </w:p>
+    <w:p>
+      <w:pPr>
+        <w:rPr>
+          <w:szCs w:val="21"/>
+        </w:rPr>
+      </w:pPr>
+    </w:p>
+    <w:p>
+      <w:pPr>
+        <w:rPr>
+          <w:szCs w:val="21"/>
+        </w:rPr>
+      </w:pPr>
+    </w:p>
+    <w:p>
+      <w:pPr>
+        <w:rPr>
+          <w:szCs w:val="21"/>
+        </w:rPr>
+      </w:pPr>
+    </w:p>
+    <w:p>
+      <w:pPr>
+        <w:rPr>
+          <w:szCs w:val="21"/>
+        </w:rPr>
+      </w:pPr>
+    </w:p>
+    <w:p>
+      <w:pPr>
+        <w:rPr>
+          <w:szCs w:val="21"/>
+        </w:rPr>
+      </w:pPr>
+    </w:p>
+    <w:p>
+      <w:pPr>
+        <w:rPr>
+          <w:szCs w:val="21"/>
+        </w:rPr>
+      </w:pPr>
+    </w:p>
+    <w:p>
+      <w:pPr>
+        <w:rPr>
+          <w:szCs w:val="21"/>
+        </w:rPr>
+      </w:pPr>
+    </w:p>
+    <w:p>
+      <w:pPr>
+        <w:rPr>
+          <w:szCs w:val="21"/>
+        </w:rPr>
+      </w:pPr>
+    </w:p>
+    <w:p>
+      <w:pPr>
+        <w:rPr>
+          <w:szCs w:val="21"/>
+        </w:rPr>
+      </w:pPr>
+    </w:p>
+    <w:p>
+      <w:pPr>
+        <w:rPr>
+          <w:szCs w:val="21"/>
+        </w:rPr>
+      </w:pPr>
+    </w:p>
+    <w:p>
+      <w:pPr>
+        <w:rPr>
+          <w:szCs w:val="21"/>
+        </w:rPr>
+      </w:pPr>
+    </w:p>
+    <w:p>
+      <w:pPr>
+        <w:rPr>
+          <w:szCs w:val="21"/>
+        </w:rPr>
+      </w:pPr>
+    </w:p>
+    <w:p>
+      <w:pPr>
+        <w:rPr>
+          <w:rFonts w:asciiTheme="majorEastAsia" w:eastAsiaTheme="majorEastAsia" w:hAnsiTheme="majorEastAsia"/>
+          <w:b/>
+          <w:sz w:val="28"/>
+          <w:szCs w:val="28"/>
+        </w:rPr>
+      </w:pPr>
+      <w:r>
         <w:rPr>
           <w:rFonts w:asciiTheme="majorEastAsia" w:eastAsiaTheme="majorEastAsia" w:hAnsiTheme="majorEastAsia" w:hint="eastAsia"/>
           <w:b/>
           <w:sz w:val="28"/>
           <w:szCs w:val="28"/>
         </w:rPr>
+        <w:lastRenderedPageBreak/>
+        <w:t>概要</w:t>
+      </w:r>
+    </w:p>
+    <w:p>
+      <w:pPr>
+        <w:rPr>
+          <w:szCs w:val="21"/>
+        </w:rPr>
+      </w:pPr>
+      <w:r>
+        <w:rPr>
+          <w:rFonts w:hint="eastAsia"/>
+          <w:szCs w:val="21"/>
+        </w:rPr>
+        <w:t xml:space="preserve">　このプログラム</w:t>
+      </w:r>
+      <w:r>
+        <w:rPr>
+          <w:rFonts w:hint="eastAsia"/>
+          <w:szCs w:val="21"/>
+        </w:rPr>
+        <w:t>は入力シートのデータを月ごとに</w:t>
+      </w:r>
+      <w:r>
+        <w:rPr>
+          <w:rFonts w:hint="eastAsia"/>
+          <w:szCs w:val="21"/>
+        </w:rPr>
+        <w:t>まとめる</w:t>
+      </w:r>
+      <w:r>
+        <w:rPr>
+          <w:rFonts w:hint="eastAsia"/>
+          <w:szCs w:val="21"/>
+        </w:rPr>
+        <w:t>ことを目的とした</w:t>
+      </w:r>
+    </w:p>
+    <w:p>
+      <w:pPr>
+        <w:rPr>
+          <w:szCs w:val="21"/>
+        </w:rPr>
+      </w:pPr>
+      <w:r>
+        <w:rPr>
+          <w:rFonts w:hint="eastAsia"/>
+          <w:szCs w:val="21"/>
+        </w:rPr>
+        <w:t>プログラムです。</w:t>
+      </w:r>
+    </w:p>
+    <w:p>
+      <w:pPr>
+        <w:rPr>
+          <w:szCs w:val="21"/>
+        </w:rPr>
+      </w:pPr>
+    </w:p>
+    <w:p>
+      <w:pPr>
+        <w:rPr>
+          <w:szCs w:val="21"/>
+        </w:rPr>
+      </w:pPr>
+    </w:p>
+    <w:p>
+      <w:pPr>
+        <w:rPr>
+          <w:szCs w:val="21"/>
+        </w:rPr>
+      </w:pPr>
+      <w:r>
+        <w:rPr>
+          <w:rFonts w:hint="eastAsia"/>
+          <w:szCs w:val="21"/>
+        </w:rPr>
+        <w:t>機能は大きく分けて四つです。</w:t>
+      </w:r>
+    </w:p>
+    <w:p>
+      <w:pPr>
+        <w:rPr>
+          <w:szCs w:val="21"/>
+        </w:rPr>
+      </w:pPr>
+    </w:p>
+    <w:p>
+      <w:pPr>
+        <w:rPr>
+          <w:szCs w:val="21"/>
+        </w:rPr>
+      </w:pPr>
+    </w:p>
+    <w:p>
+      <w:pPr>
+        <w:rPr>
+          <w:szCs w:val="21"/>
+        </w:rPr>
+      </w:pPr>
+    </w:p>
+    <w:p>
+      <w:pPr>
+        <w:ind w:firstLine="840"/>
+        <w:rPr>
+          <w:szCs w:val="21"/>
+        </w:rPr>
+      </w:pPr>
+      <w:r>
+        <w:rPr>
+          <w:rFonts w:hint="eastAsia"/>
+          <w:szCs w:val="21"/>
+        </w:rPr>
+        <w:t>・</w:t>
+      </w:r>
+      <w:r>
+        <w:rPr>
+          <w:rFonts w:hint="eastAsia"/>
+          <w:szCs w:val="21"/>
+        </w:rPr>
+        <w:t>ユーザーフォームから選択された月の工数作業表、管理表を検索。</w:t>
+      </w:r>
+    </w:p>
+    <w:p>
+      <w:pPr>
+        <w:ind w:firstLineChars="500" w:firstLine="1050"/>
+        <w:rPr>
+          <w:szCs w:val="21"/>
+        </w:rPr>
+      </w:pPr>
+      <w:r>
+        <w:rPr>
+          <w:rFonts w:hint="eastAsia"/>
+          <w:szCs w:val="21"/>
+        </w:rPr>
+        <w:t>なければ、新たに選択された月の分を作成する。作成もしくは見つけた</w:t>
+      </w:r>
+    </w:p>
+    <w:p>
+      <w:pPr>
+        <w:ind w:firstLineChars="500" w:firstLine="1050"/>
+        <w:rPr>
+          <w:szCs w:val="21"/>
+        </w:rPr>
+      </w:pPr>
+      <w:r>
+        <w:rPr>
+          <w:rFonts w:hint="eastAsia"/>
+          <w:szCs w:val="21"/>
+        </w:rPr>
+        <w:t>作業表、管理表に入力シートからデータ入力していく機能。</w:t>
+      </w:r>
+    </w:p>
+    <w:p>
+      <w:pPr>
+        <w:rPr>
+          <w:szCs w:val="21"/>
+        </w:rPr>
+      </w:pPr>
+    </w:p>
+    <w:p>
+      <w:pPr>
+        <w:rPr>
+          <w:szCs w:val="21"/>
+        </w:rPr>
+      </w:pPr>
+    </w:p>
+    <w:p>
+      <w:pPr>
+        <w:rPr>
+          <w:szCs w:val="21"/>
+        </w:rPr>
+      </w:pPr>
+    </w:p>
+    <w:p>
+      <w:pPr>
+        <w:rPr>
+          <w:szCs w:val="21"/>
+        </w:rPr>
+      </w:pPr>
+      <w:r>
+        <w:rPr>
+          <w:rFonts w:hint="eastAsia"/>
+          <w:szCs w:val="21"/>
+        </w:rPr>
+        <w:tab/>
+      </w:r>
+      <w:r>
+        <w:rPr>
+          <w:rFonts w:hint="eastAsia"/>
+          <w:szCs w:val="21"/>
+        </w:rPr>
+        <w:t>・作成された工数表に対して、追加記載した内容を管理表へ反映させる</w:t>
+      </w:r>
+      <w:r>
+        <w:rPr>
+          <w:rFonts w:hint="eastAsia"/>
+          <w:szCs w:val="21"/>
+        </w:rPr>
+        <w:t>機能</w:t>
+      </w:r>
+      <w:r>
+        <w:rPr>
+          <w:rFonts w:hint="eastAsia"/>
+          <w:szCs w:val="21"/>
+        </w:rPr>
+        <w:t>。</w:t>
+      </w:r>
+    </w:p>
+    <w:p>
+      <w:pPr>
+        <w:rPr>
+          <w:szCs w:val="21"/>
+        </w:rPr>
+      </w:pPr>
+    </w:p>
+    <w:p>
+      <w:pPr>
+        <w:rPr>
+          <w:szCs w:val="21"/>
+        </w:rPr>
+      </w:pPr>
+    </w:p>
+    <w:p>
+      <w:pPr>
+        <w:rPr>
+          <w:szCs w:val="21"/>
+        </w:rPr>
+      </w:pPr>
+    </w:p>
+    <w:p>
+      <w:pPr>
+        <w:rPr>
+          <w:szCs w:val="21"/>
+        </w:rPr>
+      </w:pPr>
+      <w:r>
+        <w:rPr>
+          <w:rFonts w:hint="eastAsia"/>
+          <w:szCs w:val="21"/>
+        </w:rPr>
+        <w:tab/>
+      </w:r>
+      <w:r>
+        <w:rPr>
+          <w:rFonts w:hint="eastAsia"/>
+          <w:szCs w:val="21"/>
+        </w:rPr>
+        <w:t>・製品ごとの目標工数をまとめた</w:t>
+      </w:r>
+      <w:r>
+        <w:rPr>
+          <w:rFonts w:hint="eastAsia"/>
+          <w:szCs w:val="21"/>
+        </w:rPr>
+        <w:t>シートに変更があった場合、その変更を</w:t>
+      </w:r>
+    </w:p>
+    <w:p>
+      <w:pPr>
+        <w:rPr>
+          <w:szCs w:val="21"/>
+        </w:rPr>
+      </w:pPr>
+      <w:r>
+        <w:rPr>
+          <w:rFonts w:hint="eastAsia"/>
+          <w:szCs w:val="21"/>
+        </w:rPr>
+        <w:tab/>
+      </w:r>
+      <w:r>
+        <w:rPr>
+          <w:rFonts w:hint="eastAsia"/>
+          <w:szCs w:val="21"/>
+        </w:rPr>
+        <w:t xml:space="preserve">　入力シートに反映させる機能</w:t>
+      </w:r>
+    </w:p>
+    <w:p>
+      <w:pPr>
+        <w:rPr>
+          <w:szCs w:val="21"/>
+        </w:rPr>
+      </w:pPr>
+    </w:p>
+    <w:p>
+      <w:pPr>
+        <w:rPr>
+          <w:szCs w:val="21"/>
+        </w:rPr>
+      </w:pPr>
+    </w:p>
+    <w:p>
+      <w:pPr>
+        <w:rPr>
+          <w:szCs w:val="21"/>
+        </w:rPr>
+      </w:pPr>
+    </w:p>
+    <w:p>
+      <w:pPr>
+        <w:rPr>
+          <w:szCs w:val="21"/>
+        </w:rPr>
+      </w:pPr>
+      <w:r>
+        <w:rPr>
+          <w:rFonts w:hint="eastAsia"/>
+          <w:szCs w:val="21"/>
+        </w:rPr>
+        <w:tab/>
+      </w:r>
+      <w:r>
+        <w:rPr>
+          <w:rFonts w:hint="eastAsia"/>
+          <w:szCs w:val="21"/>
+        </w:rPr>
+        <w:t>・新年度のファイルをテンプレート</w:t>
+      </w:r>
+      <w:r>
+        <w:rPr>
+          <w:rFonts w:hint="eastAsia"/>
+          <w:szCs w:val="21"/>
+        </w:rPr>
+        <w:t>((</w:t>
+      </w:r>
+      <w:r>
+        <w:rPr>
+          <w:rFonts w:hint="eastAsia"/>
+          <w:szCs w:val="21"/>
+        </w:rPr>
+        <w:t>原紙</w:t>
+      </w:r>
+      <w:r>
+        <w:rPr>
+          <w:rFonts w:hint="eastAsia"/>
+          <w:szCs w:val="21"/>
+        </w:rPr>
+        <w:t>)Book.xlsm)</w:t>
+      </w:r>
+      <w:r>
+        <w:rPr>
+          <w:rFonts w:hint="eastAsia"/>
+          <w:szCs w:val="21"/>
+        </w:rPr>
+        <w:t>をもとに作成する機能。</w:t>
+      </w:r>
+    </w:p>
+    <w:p>
+      <w:pPr>
+        <w:rPr>
+          <w:szCs w:val="21"/>
+        </w:rPr>
+      </w:pPr>
+    </w:p>
+    <w:p>
+      <w:pPr>
+        <w:rPr>
+          <w:szCs w:val="21"/>
+        </w:rPr>
+      </w:pPr>
+    </w:p>
+    <w:p>
+      <w:pPr>
+        <w:rPr>
+          <w:szCs w:val="21"/>
+        </w:rPr>
+      </w:pPr>
+    </w:p>
+    <w:p>
+      <w:pPr>
+        <w:rPr>
+          <w:szCs w:val="21"/>
+        </w:rPr>
+      </w:pPr>
+    </w:p>
+    <w:p>
+      <w:pPr>
+        <w:rPr>
+          <w:szCs w:val="21"/>
+        </w:rPr>
+      </w:pPr>
+    </w:p>
+    <w:p>
+      <w:pPr>
+        <w:rPr>
+          <w:szCs w:val="21"/>
+        </w:rPr>
+      </w:pPr>
+    </w:p>
+    <w:p>
+      <w:pPr>
+        <w:rPr>
+          <w:szCs w:val="21"/>
+        </w:rPr>
+      </w:pPr>
+    </w:p>
+    <w:p>
+      <w:pPr>
+        <w:rPr>
+          <w:szCs w:val="21"/>
+        </w:rPr>
+      </w:pPr>
+    </w:p>
+    <w:p>
+      <w:pPr>
+        <w:rPr>
+          <w:szCs w:val="21"/>
+        </w:rPr>
+      </w:pPr>
+      <w:r>
+        <w:rPr>
+          <w:rFonts w:hint="eastAsia"/>
+          <w:szCs w:val="21"/>
+        </w:rPr>
+        <w:t>以降はこれらの機能に関して説明していきます。</w:t>
+      </w:r>
+    </w:p>
+    <w:p>
+      <w:pPr>
+        <w:rPr>
+          <w:szCs w:val="21"/>
+        </w:rPr>
+      </w:pPr>
+    </w:p>
+    <w:p>
+      <w:pPr>
+        <w:rPr>
+          <w:rFonts w:asciiTheme="majorEastAsia" w:eastAsiaTheme="majorEastAsia" w:hAnsiTheme="majorEastAsia"/>
+          <w:b/>
+          <w:sz w:val="28"/>
+          <w:szCs w:val="28"/>
+        </w:rPr>
       </w:pPr>
       <w:r>
         <w:rPr>
@@ -632,120 +1050,19 @@
           <w:szCs w:val="28"/>
         </w:rPr>
         <w:lastRenderedPageBreak/>
-        <w:t>概要</w:t>
-      </w:r>
-    </w:p>
-    <w:p>
-      <w:pPr>
-        <w:rPr>
-          <w:rFonts w:hint="eastAsia"/>
-          <w:szCs w:val="21"/>
-        </w:rPr>
-      </w:pPr>
-      <w:r>
-        <w:rPr>
-          <w:rFonts w:hint="eastAsia"/>
-          <w:szCs w:val="21"/>
-        </w:rPr>
-        <w:t xml:space="preserve">　このプログラム</w:t>
-      </w:r>
-      <w:r>
-        <w:rPr>
-          <w:rFonts w:hint="eastAsia"/>
-          <w:szCs w:val="21"/>
-        </w:rPr>
-        <w:t>は入力シートのデータを月ごとに</w:t>
-      </w:r>
-      <w:r>
-        <w:rPr>
-          <w:rFonts w:hint="eastAsia"/>
-          <w:szCs w:val="21"/>
-        </w:rPr>
-        <w:t>まとめる</w:t>
-      </w:r>
-      <w:r>
-        <w:rPr>
-          <w:rFonts w:hint="eastAsia"/>
-          <w:szCs w:val="21"/>
-        </w:rPr>
-        <w:t>ことを目的とした</w:t>
-      </w:r>
-    </w:p>
-    <w:p>
-      <w:pPr>
-        <w:rPr>
-          <w:rFonts w:hint="eastAsia"/>
-          <w:szCs w:val="21"/>
-        </w:rPr>
-      </w:pPr>
-      <w:r>
-        <w:rPr>
-          <w:rFonts w:hint="eastAsia"/>
-          <w:szCs w:val="21"/>
-        </w:rPr>
-        <w:t>プログラムです。</w:t>
-      </w:r>
-    </w:p>
-    <w:p>
-      <w:pPr>
-        <w:rPr>
-          <w:rFonts w:hint="eastAsia"/>
-          <w:szCs w:val="21"/>
-        </w:rPr>
-      </w:pPr>
-    </w:p>
-    <w:p>
-      <w:pPr>
-        <w:rPr>
-          <w:rFonts w:hint="eastAsia"/>
-          <w:szCs w:val="21"/>
-        </w:rPr>
-      </w:pPr>
-    </w:p>
-    <w:p>
-      <w:pPr>
-        <w:rPr>
-          <w:rFonts w:hint="eastAsia"/>
-          <w:szCs w:val="21"/>
-        </w:rPr>
-      </w:pPr>
-      <w:r>
-        <w:rPr>
-          <w:rFonts w:hint="eastAsia"/>
-          <w:szCs w:val="21"/>
-        </w:rPr>
-        <w:t>機能は大きく分けて四つです。</w:t>
-      </w:r>
-    </w:p>
-    <w:p>
-      <w:pPr>
-        <w:rPr>
-          <w:rFonts w:hint="eastAsia"/>
-          <w:szCs w:val="21"/>
-        </w:rPr>
-      </w:pPr>
-    </w:p>
-    <w:p>
-      <w:pPr>
-        <w:rPr>
-          <w:rFonts w:hint="eastAsia"/>
-          <w:szCs w:val="21"/>
-        </w:rPr>
-      </w:pPr>
-    </w:p>
-    <w:p>
-      <w:pPr>
-        <w:rPr>
-          <w:rFonts w:hint="eastAsia"/>
-          <w:szCs w:val="21"/>
-        </w:rPr>
-      </w:pPr>
-    </w:p>
-    <w:p>
-      <w:pPr>
-        <w:ind w:firstLine="840"/>
-        <w:rPr>
-          <w:rFonts w:hint="eastAsia"/>
+        <w:t>機能説明</w:t>
+      </w:r>
+    </w:p>
+    <w:p>
+      <w:pPr>
+        <w:rPr>
+          <w:szCs w:val="21"/>
+        </w:rPr>
+      </w:pPr>
+    </w:p>
+    <w:p>
+      <w:pPr>
+        <w:rPr>
           <w:szCs w:val="21"/>
         </w:rPr>
       </w:pPr>
@@ -766,9 +1083,7 @@
     </w:p>
     <w:p>
       <w:pPr>
-        <w:ind w:firstLineChars="500" w:firstLine="1050"/>
-        <w:rPr>
-          <w:rFonts w:hint="eastAsia"/>
+        <w:rPr>
           <w:szCs w:val="21"/>
         </w:rPr>
       </w:pPr>
@@ -782,9 +1097,7 @@
     </w:p>
     <w:p>
       <w:pPr>
-        <w:ind w:firstLineChars="500" w:firstLine="1050"/>
-        <w:rPr>
-          <w:rFonts w:hint="eastAsia"/>
+        <w:rPr>
           <w:szCs w:val="21"/>
         </w:rPr>
       </w:pPr>
@@ -799,54 +1112,277 @@
     <w:p>
       <w:pPr>
         <w:rPr>
-          <w:rFonts w:hint="eastAsia"/>
-          <w:szCs w:val="21"/>
-        </w:rPr>
-      </w:pPr>
-    </w:p>
-    <w:p>
-      <w:pPr>
-        <w:rPr>
-          <w:rFonts w:hint="eastAsia"/>
-          <w:szCs w:val="21"/>
-        </w:rPr>
-      </w:pPr>
-    </w:p>
-    <w:p>
-      <w:pPr>
-        <w:rPr>
-          <w:rFonts w:hint="eastAsia"/>
-          <w:szCs w:val="21"/>
-        </w:rPr>
-      </w:pPr>
-    </w:p>
-    <w:p>
-      <w:pPr>
-        <w:rPr>
-          <w:rFonts w:hint="eastAsia"/>
-          <w:szCs w:val="21"/>
-        </w:rPr>
-      </w:pPr>
-      <w:r>
-        <w:rPr>
-          <w:rFonts w:hint="eastAsia"/>
-          <w:szCs w:val="21"/>
-        </w:rPr>
-        <w:tab/>
-      </w:r>
-      <w:r>
-        <w:rPr>
-          <w:rFonts w:hint="eastAsia"/>
-          <w:szCs w:val="21"/>
-        </w:rPr>
-        <w:t>・作成された工数表に対して、追加記載した内容を管理表へ反映させる</w:t>
-      </w:r>
-      <w:r>
-        <w:rPr>
-          <w:rFonts w:hint="eastAsia"/>
-          <w:szCs w:val="21"/>
-        </w:rPr>
-        <w:t>機能</w:t>
+          <w:szCs w:val="21"/>
+        </w:rPr>
+      </w:pPr>
+    </w:p>
+    <w:p>
+      <w:pPr>
+        <w:ind w:firstLineChars="100" w:firstLine="210"/>
+        <w:rPr>
+          <w:szCs w:val="21"/>
+        </w:rPr>
+      </w:pPr>
+      <w:r>
+        <w:rPr>
+          <w:rFonts w:hint="eastAsia"/>
+          <w:szCs w:val="21"/>
+        </w:rPr>
+        <w:t>このプログラムのメイン機能です。メインシートにある作業工数・管理表作成ボタン</w:t>
+      </w:r>
+    </w:p>
+    <w:p>
+      <w:pPr>
+        <w:rPr>
+          <w:szCs w:val="21"/>
+        </w:rPr>
+      </w:pPr>
+      <w:r>
+        <w:rPr>
+          <w:rFonts w:hint="eastAsia"/>
+          <w:szCs w:val="21"/>
+        </w:rPr>
+        <w:t>を押すことで、ユーザーフォームを作成し、そこにユーザーが月を入力することで</w:t>
+      </w:r>
+      <w:r>
+        <w:rPr>
+          <w:rFonts w:hint="eastAsia"/>
+          <w:szCs w:val="21"/>
+        </w:rPr>
+        <w:t>Startdata</w:t>
+      </w:r>
+      <w:r>
+        <w:rPr>
+          <w:rFonts w:hint="eastAsia"/>
+          <w:szCs w:val="21"/>
+        </w:rPr>
+        <w:t>が呼び出されます。この</w:t>
+      </w:r>
+      <w:r>
+        <w:rPr>
+          <w:rFonts w:hint="eastAsia"/>
+          <w:szCs w:val="21"/>
+        </w:rPr>
+        <w:t>Startdata</w:t>
+      </w:r>
+      <w:r>
+        <w:rPr>
+          <w:rFonts w:hint="eastAsia"/>
+          <w:szCs w:val="21"/>
+        </w:rPr>
+        <w:t>が上記の機能を担っています。</w:t>
+      </w:r>
+    </w:p>
+    <w:p>
+      <w:pPr>
+        <w:rPr>
+          <w:szCs w:val="21"/>
+        </w:rPr>
+      </w:pPr>
+    </w:p>
+    <w:p>
+      <w:pPr>
+        <w:rPr>
+          <w:szCs w:val="21"/>
+        </w:rPr>
+      </w:pPr>
+    </w:p>
+    <w:p>
+      <w:pPr>
+        <w:rPr>
+          <w:szCs w:val="21"/>
+        </w:rPr>
+      </w:pPr>
+    </w:p>
+    <w:p>
+      <w:pPr>
+        <w:ind w:firstLineChars="100" w:firstLine="210"/>
+        <w:rPr>
+          <w:szCs w:val="21"/>
+        </w:rPr>
+      </w:pPr>
+      <w:r>
+        <w:rPr>
+          <w:rFonts w:hint="eastAsia"/>
+          <w:szCs w:val="21"/>
+        </w:rPr>
+        <w:t>基本的な流れは、まずユーザーフォームからユーザーが選択した月の作業工数、管理表があるかどうかを確認し、</w:t>
+      </w:r>
+      <w:r>
+        <w:rPr>
+          <w:rFonts w:hint="eastAsia"/>
+          <w:szCs w:val="21"/>
+        </w:rPr>
+        <w:t>なければ同ブック内の</w:t>
+      </w:r>
+      <w:r>
+        <w:rPr>
+          <w:rFonts w:hint="eastAsia"/>
+          <w:szCs w:val="21"/>
+        </w:rPr>
+        <w:t>(</w:t>
+      </w:r>
+      <w:r>
+        <w:rPr>
+          <w:rFonts w:hint="eastAsia"/>
+          <w:szCs w:val="21"/>
+        </w:rPr>
+        <w:t>原紙</w:t>
+      </w:r>
+      <w:r>
+        <w:rPr>
+          <w:rFonts w:hint="eastAsia"/>
+          <w:szCs w:val="21"/>
+        </w:rPr>
+        <w:t>)</w:t>
+      </w:r>
+      <w:r>
+        <w:rPr>
+          <w:rFonts w:hint="eastAsia"/>
+          <w:szCs w:val="21"/>
+        </w:rPr>
+        <w:t>作業工数表、</w:t>
+      </w:r>
+      <w:r>
+        <w:rPr>
+          <w:rFonts w:hint="eastAsia"/>
+          <w:szCs w:val="21"/>
+        </w:rPr>
+        <w:t>(</w:t>
+      </w:r>
+      <w:r>
+        <w:rPr>
+          <w:rFonts w:hint="eastAsia"/>
+          <w:szCs w:val="21"/>
+        </w:rPr>
+        <w:t>原紙</w:t>
+      </w:r>
+      <w:r>
+        <w:rPr>
+          <w:rFonts w:hint="eastAsia"/>
+          <w:szCs w:val="21"/>
+        </w:rPr>
+        <w:t>)</w:t>
+      </w:r>
+      <w:r>
+        <w:rPr>
+          <w:rFonts w:hint="eastAsia"/>
+          <w:szCs w:val="21"/>
+        </w:rPr>
+        <w:t>管理表のコピーを行い、コピーしたシートを選択された月に名前を変更します。</w:t>
+      </w:r>
+    </w:p>
+    <w:p>
+      <w:pPr>
+        <w:rPr>
+          <w:szCs w:val="21"/>
+        </w:rPr>
+      </w:pPr>
+    </w:p>
+    <w:p>
+      <w:pPr>
+        <w:jc w:val="center"/>
+        <w:rPr>
+          <w:szCs w:val="21"/>
+        </w:rPr>
+      </w:pPr>
+      <w:r>
+        <w:rPr>
+          <w:noProof/>
+        </w:rPr>
+        <w:drawing>
+          <wp:inline distT="0" distB="0" distL="0" distR="0" wp14:anchorId="2C8F4F49" wp14:editId="10E17246">
+            <wp:extent cx="3124200" cy="2324100"/>
+            <wp:effectExtent l="0" t="0" r="0" b="0"/>
+            <wp:docPr id="1" name="図 1"/>
+            <wp:cNvGraphicFramePr>
+              <a:graphicFrameLocks xmlns:a="http://schemas.openxmlformats.org/drawingml/2006/main" noChangeAspect="1"/>
+            </wp:cNvGraphicFramePr>
+            <a:graphic xmlns:a="http://schemas.openxmlformats.org/drawingml/2006/main">
+              <a:graphicData uri="http://schemas.openxmlformats.org/drawingml/2006/picture">
+                <pic:pic xmlns:pic="http://schemas.openxmlformats.org/drawingml/2006/picture">
+                  <pic:nvPicPr>
+                    <pic:cNvPr id="0" name=""/>
+                    <pic:cNvPicPr/>
+                  </pic:nvPicPr>
+                  <pic:blipFill>
+                    <a:blip r:embed="rId10"/>
+                    <a:stretch>
+                      <a:fillRect/>
+                    </a:stretch>
+                  </pic:blipFill>
+                  <pic:spPr>
+                    <a:xfrm>
+                      <a:off x="0" y="0"/>
+                      <a:ext cx="3124200" cy="2324100"/>
+                    </a:xfrm>
+                    <a:prstGeom prst="rect">
+                      <a:avLst/>
+                    </a:prstGeom>
+                  </pic:spPr>
+                </pic:pic>
+              </a:graphicData>
+            </a:graphic>
+          </wp:inline>
+        </w:drawing>
+      </w:r>
+    </w:p>
+    <w:p>
+      <w:pPr>
+        <w:jc w:val="center"/>
+        <w:rPr>
+          <w:szCs w:val="21"/>
+        </w:rPr>
+      </w:pPr>
+      <w:r>
+        <w:rPr>
+          <w:rFonts w:hint="eastAsia"/>
+          <w:szCs w:val="21"/>
+        </w:rPr>
+        <w:t>図１　ユーザーフォーム</w:t>
+      </w:r>
+    </w:p>
+    <w:p>
+      <w:pPr>
+        <w:rPr>
+          <w:szCs w:val="21"/>
+        </w:rPr>
+      </w:pPr>
+    </w:p>
+    <w:p>
+      <w:pPr>
+        <w:ind w:firstLineChars="100" w:firstLine="210"/>
+        <w:rPr>
+          <w:szCs w:val="21"/>
+        </w:rPr>
+      </w:pPr>
+      <w:r>
+        <w:rPr>
+          <w:rFonts w:hint="eastAsia"/>
+          <w:szCs w:val="21"/>
+        </w:rPr>
+        <w:t>次に入力シートを読み込みます</w:t>
+      </w:r>
+      <w:r>
+        <w:rPr>
+          <w:rFonts w:hint="eastAsia"/>
+          <w:szCs w:val="21"/>
+        </w:rPr>
+        <w:t>。読み込みを行う際は読み込む対象のファイルが存在するかどうか、すでに対象ファイルがひらいているかどうか、選択された月の入力シートが</w:t>
+      </w:r>
+    </w:p>
+    <w:p>
+      <w:pPr>
+        <w:rPr>
+          <w:szCs w:val="21"/>
+        </w:rPr>
+      </w:pPr>
+      <w:r>
+        <w:rPr>
+          <w:rFonts w:hint="eastAsia"/>
+          <w:szCs w:val="21"/>
+        </w:rPr>
+        <w:t>存在するかどうかをチェックし、問題があれば処理を中断します</w:t>
       </w:r>
       <w:r>
         <w:rPr>
@@ -859,571 +1395,375 @@
     <w:p>
       <w:pPr>
         <w:rPr>
-          <w:rFonts w:hint="eastAsia"/>
-          <w:szCs w:val="21"/>
-        </w:rPr>
-      </w:pPr>
-    </w:p>
-    <w:p>
-      <w:pPr>
-        <w:rPr>
-          <w:rFonts w:hint="eastAsia"/>
-          <w:szCs w:val="21"/>
-        </w:rPr>
-      </w:pPr>
-    </w:p>
-    <w:p>
-      <w:pPr>
-        <w:rPr>
-          <w:rFonts w:hint="eastAsia"/>
-          <w:szCs w:val="21"/>
-        </w:rPr>
-      </w:pPr>
-    </w:p>
-    <w:p>
-      <w:pPr>
-        <w:rPr>
-          <w:rFonts w:hint="eastAsia"/>
-          <w:szCs w:val="21"/>
-        </w:rPr>
-      </w:pPr>
-      <w:r>
-        <w:rPr>
-          <w:rFonts w:hint="eastAsia"/>
-          <w:szCs w:val="21"/>
-        </w:rPr>
-        <w:tab/>
-      </w:r>
-      <w:r>
-        <w:rPr>
-          <w:rFonts w:hint="eastAsia"/>
-          <w:szCs w:val="21"/>
-        </w:rPr>
-        <w:t>・製品ごとの目標工数をまとめた</w:t>
-      </w:r>
-      <w:r>
-        <w:rPr>
-          <w:rFonts w:hint="eastAsia"/>
-          <w:szCs w:val="21"/>
-        </w:rPr>
-        <w:t>シートに変更があった場合、その変更を</w:t>
-      </w:r>
-    </w:p>
-    <w:p>
-      <w:pPr>
-        <w:rPr>
-          <w:rFonts w:hint="eastAsia"/>
-          <w:szCs w:val="21"/>
-        </w:rPr>
-      </w:pPr>
-      <w:r>
-        <w:rPr>
-          <w:rFonts w:hint="eastAsia"/>
-          <w:szCs w:val="21"/>
-        </w:rPr>
-        <w:tab/>
-      </w:r>
-      <w:r>
-        <w:rPr>
-          <w:rFonts w:hint="eastAsia"/>
-          <w:szCs w:val="21"/>
-        </w:rPr>
-        <w:t xml:space="preserve">　入力シートに反映させる機能</w:t>
-      </w:r>
-    </w:p>
-    <w:p>
-      <w:pPr>
-        <w:rPr>
-          <w:rFonts w:hint="eastAsia"/>
-          <w:szCs w:val="21"/>
-        </w:rPr>
-      </w:pPr>
-    </w:p>
-    <w:p>
-      <w:pPr>
-        <w:rPr>
-          <w:rFonts w:hint="eastAsia"/>
-          <w:szCs w:val="21"/>
-        </w:rPr>
-      </w:pPr>
-    </w:p>
-    <w:p>
-      <w:pPr>
-        <w:rPr>
-          <w:rFonts w:hint="eastAsia"/>
-          <w:szCs w:val="21"/>
-        </w:rPr>
-      </w:pPr>
-    </w:p>
-    <w:p>
-      <w:pPr>
-        <w:rPr>
-          <w:rFonts w:hint="eastAsia"/>
-          <w:szCs w:val="21"/>
-        </w:rPr>
-      </w:pPr>
-      <w:r>
-        <w:rPr>
-          <w:rFonts w:hint="eastAsia"/>
-          <w:szCs w:val="21"/>
-        </w:rPr>
-        <w:tab/>
-      </w:r>
-      <w:r>
-        <w:rPr>
-          <w:rFonts w:hint="eastAsia"/>
-          <w:szCs w:val="21"/>
-        </w:rPr>
-        <w:t>・新年度のファイルをテンプレート</w:t>
-      </w:r>
-      <w:r>
-        <w:rPr>
-          <w:rFonts w:hint="eastAsia"/>
-          <w:szCs w:val="21"/>
-        </w:rPr>
-        <w:t>((</w:t>
-      </w:r>
-      <w:r>
-        <w:rPr>
-          <w:rFonts w:hint="eastAsia"/>
-          <w:szCs w:val="21"/>
-        </w:rPr>
-        <w:t>原紙</w:t>
-      </w:r>
-      <w:r>
-        <w:rPr>
-          <w:rFonts w:hint="eastAsia"/>
-          <w:szCs w:val="21"/>
-        </w:rPr>
-        <w:t>)Book.xlsm)</w:t>
-      </w:r>
-      <w:r>
-        <w:rPr>
-          <w:rFonts w:hint="eastAsia"/>
-          <w:szCs w:val="21"/>
-        </w:rPr>
-        <w:t>をもとに作成する機能。</w:t>
-      </w:r>
-    </w:p>
-    <w:p>
-      <w:pPr>
-        <w:rPr>
-          <w:rFonts w:hint="eastAsia"/>
-          <w:szCs w:val="21"/>
-        </w:rPr>
-      </w:pPr>
-    </w:p>
-    <w:p>
-      <w:pPr>
-        <w:rPr>
-          <w:rFonts w:hint="eastAsia"/>
-          <w:szCs w:val="21"/>
-        </w:rPr>
-      </w:pPr>
-    </w:p>
-    <w:p>
-      <w:pPr>
-        <w:rPr>
-          <w:rFonts w:hint="eastAsia"/>
-          <w:szCs w:val="21"/>
-        </w:rPr>
-      </w:pPr>
-    </w:p>
-    <w:p>
-      <w:pPr>
-        <w:rPr>
-          <w:rFonts w:hint="eastAsia"/>
-          <w:szCs w:val="21"/>
-        </w:rPr>
-      </w:pPr>
-    </w:p>
-    <w:p>
-      <w:pPr>
-        <w:rPr>
-          <w:rFonts w:hint="eastAsia"/>
-          <w:szCs w:val="21"/>
-        </w:rPr>
-      </w:pPr>
-    </w:p>
-    <w:p>
-      <w:pPr>
-        <w:rPr>
-          <w:rFonts w:hint="eastAsia"/>
-          <w:szCs w:val="21"/>
-        </w:rPr>
-      </w:pPr>
-    </w:p>
-    <w:p>
-      <w:pPr>
-        <w:rPr>
-          <w:rFonts w:hint="eastAsia"/>
-          <w:szCs w:val="21"/>
-        </w:rPr>
-      </w:pPr>
-    </w:p>
-    <w:p>
-      <w:pPr>
-        <w:rPr>
-          <w:rFonts w:hint="eastAsia"/>
-          <w:szCs w:val="21"/>
-        </w:rPr>
-      </w:pPr>
-    </w:p>
-    <w:p>
-      <w:pPr>
-        <w:rPr>
-          <w:rFonts w:hint="eastAsia"/>
-          <w:szCs w:val="21"/>
-        </w:rPr>
-      </w:pPr>
-      <w:r>
-        <w:rPr>
-          <w:rFonts w:hint="eastAsia"/>
-          <w:szCs w:val="21"/>
-        </w:rPr>
-        <w:t>以降はこれらの機能に関して説明していきます。</w:t>
-      </w:r>
-    </w:p>
-    <w:p>
-      <w:pPr>
-        <w:rPr>
-          <w:rFonts w:hint="eastAsia"/>
-          <w:szCs w:val="21"/>
-        </w:rPr>
-      </w:pPr>
-    </w:p>
-    <w:p>
-      <w:pPr>
-        <w:rPr>
-          <w:rFonts w:asciiTheme="majorEastAsia" w:eastAsiaTheme="majorEastAsia" w:hAnsiTheme="majorEastAsia" w:hint="eastAsia"/>
+          <w:szCs w:val="21"/>
+        </w:rPr>
+      </w:pPr>
+    </w:p>
+    <w:p>
+      <w:pPr>
+        <w:rPr>
+          <w:szCs w:val="21"/>
+        </w:rPr>
+      </w:pPr>
+      <w:r>
+        <w:rPr>
+          <w:szCs w:val="21"/>
+        </w:rPr>
+        <w:t>無事にファイルを読み込むことが出来たら、入力シートの各情報</w:t>
+      </w:r>
+      <w:r>
+        <w:rPr>
+          <w:szCs w:val="21"/>
+        </w:rPr>
+        <w:t>(</w:t>
+      </w:r>
+      <w:r>
+        <w:rPr>
+          <w:rFonts w:hint="eastAsia"/>
+          <w:szCs w:val="21"/>
+        </w:rPr>
+        <w:t>ファイル名、</w:t>
+      </w:r>
+      <w:r>
+        <w:rPr>
+          <w:szCs w:val="21"/>
+        </w:rPr>
+        <w:t>社員か派遣か、入力者の名前、最終行の行番号</w:t>
+      </w:r>
+      <w:r>
+        <w:rPr>
+          <w:rFonts w:hint="eastAsia"/>
+          <w:szCs w:val="21"/>
+        </w:rPr>
+        <w:t>)</w:t>
+      </w:r>
+      <w:r>
+        <w:rPr>
+          <w:rFonts w:hint="eastAsia"/>
+          <w:szCs w:val="21"/>
+        </w:rPr>
+        <w:t>を各パブリック配列に保存する。</w:t>
+      </w:r>
+      <w:bookmarkStart w:id="0" w:name="_GoBack"/>
+      <w:bookmarkEnd w:id="0"/>
+    </w:p>
+    <w:p>
+      <w:pPr>
+        <w:rPr>
+          <w:szCs w:val="21"/>
+        </w:rPr>
+      </w:pPr>
+    </w:p>
+    <w:p>
+      <w:pPr>
+        <w:rPr>
+          <w:szCs w:val="21"/>
+        </w:rPr>
+      </w:pPr>
+    </w:p>
+    <w:p>
+      <w:pPr>
+        <w:rPr>
+          <w:szCs w:val="21"/>
+        </w:rPr>
+      </w:pPr>
+    </w:p>
+    <w:p>
+      <w:pPr>
+        <w:rPr>
+          <w:szCs w:val="21"/>
+        </w:rPr>
+      </w:pPr>
+    </w:p>
+    <w:p>
+      <w:pPr>
+        <w:rPr>
+          <w:szCs w:val="21"/>
+        </w:rPr>
+      </w:pPr>
+    </w:p>
+    <w:p>
+      <w:pPr>
+        <w:rPr>
+          <w:szCs w:val="21"/>
+        </w:rPr>
+      </w:pPr>
+    </w:p>
+    <w:p>
+      <w:pPr>
+        <w:rPr>
+          <w:szCs w:val="21"/>
+        </w:rPr>
+      </w:pPr>
+    </w:p>
+    <w:p>
+      <w:pPr>
+        <w:rPr>
+          <w:szCs w:val="21"/>
+        </w:rPr>
+      </w:pPr>
+    </w:p>
+    <w:p>
+      <w:pPr>
+        <w:rPr>
+          <w:szCs w:val="21"/>
+        </w:rPr>
+      </w:pPr>
+    </w:p>
+    <w:p>
+      <w:pPr>
+        <w:rPr>
+          <w:szCs w:val="21"/>
+        </w:rPr>
+      </w:pPr>
+    </w:p>
+    <w:p>
+      <w:pPr>
+        <w:rPr>
+          <w:szCs w:val="21"/>
+        </w:rPr>
+      </w:pPr>
+    </w:p>
+    <w:p>
+      <w:pPr>
+        <w:rPr>
+          <w:szCs w:val="21"/>
+        </w:rPr>
+      </w:pPr>
+    </w:p>
+    <w:p>
+      <w:pPr>
+        <w:rPr>
+          <w:szCs w:val="21"/>
+        </w:rPr>
+      </w:pPr>
+    </w:p>
+    <w:p>
+      <w:pPr>
+        <w:rPr>
+          <w:szCs w:val="21"/>
+        </w:rPr>
+      </w:pPr>
+    </w:p>
+    <w:p>
+      <w:pPr>
+        <w:rPr>
+          <w:szCs w:val="21"/>
+        </w:rPr>
+      </w:pPr>
+    </w:p>
+    <w:p>
+      <w:pPr>
+        <w:rPr>
+          <w:szCs w:val="21"/>
+        </w:rPr>
+      </w:pPr>
+    </w:p>
+    <w:p>
+      <w:pPr>
+        <w:rPr>
+          <w:szCs w:val="21"/>
+        </w:rPr>
+      </w:pPr>
+    </w:p>
+    <w:p>
+      <w:pPr>
+        <w:rPr>
+          <w:szCs w:val="21"/>
+        </w:rPr>
+      </w:pPr>
+    </w:p>
+    <w:p>
+      <w:pPr>
+        <w:rPr>
           <w:b/>
           <w:sz w:val="28"/>
           <w:szCs w:val="28"/>
         </w:rPr>
       </w:pPr>
-      <w:r>
-        <w:rPr>
-          <w:rFonts w:asciiTheme="majorEastAsia" w:eastAsiaTheme="majorEastAsia" w:hAnsiTheme="majorEastAsia" w:hint="eastAsia"/>
+    </w:p>
+    <w:p>
+      <w:pPr>
+        <w:rPr>
           <w:b/>
           <w:sz w:val="28"/>
           <w:szCs w:val="28"/>
         </w:rPr>
-        <w:lastRenderedPageBreak/>
-        <w:t>機能説明</w:t>
-      </w:r>
-    </w:p>
-    <w:p>
-      <w:pPr>
-        <w:rPr>
-          <w:rFonts w:hint="eastAsia"/>
-          <w:szCs w:val="21"/>
-        </w:rPr>
-      </w:pPr>
-    </w:p>
-    <w:p>
-      <w:pPr>
-        <w:rPr>
-          <w:rFonts w:hint="eastAsia"/>
-          <w:szCs w:val="21"/>
-        </w:rPr>
-      </w:pPr>
-    </w:p>
-    <w:p>
-      <w:pPr>
-        <w:rPr>
-          <w:rFonts w:hint="eastAsia"/>
-          <w:szCs w:val="21"/>
-        </w:rPr>
-      </w:pPr>
-    </w:p>
-    <w:p>
-      <w:pPr>
-        <w:rPr>
-          <w:rFonts w:hint="eastAsia"/>
-          <w:szCs w:val="21"/>
-        </w:rPr>
-      </w:pPr>
-    </w:p>
-    <w:p>
-      <w:pPr>
-        <w:rPr>
-          <w:rFonts w:hint="eastAsia"/>
-          <w:szCs w:val="21"/>
-        </w:rPr>
-      </w:pPr>
-    </w:p>
-    <w:p>
-      <w:pPr>
-        <w:rPr>
-          <w:rFonts w:hint="eastAsia"/>
-          <w:szCs w:val="21"/>
-        </w:rPr>
-      </w:pPr>
-    </w:p>
-    <w:p>
-      <w:pPr>
-        <w:rPr>
-          <w:rFonts w:hint="eastAsia"/>
-          <w:szCs w:val="21"/>
-        </w:rPr>
-      </w:pPr>
-    </w:p>
-    <w:p>
-      <w:pPr>
-        <w:rPr>
-          <w:rFonts w:hint="eastAsia"/>
-          <w:szCs w:val="21"/>
-        </w:rPr>
-      </w:pPr>
-    </w:p>
-    <w:p>
-      <w:pPr>
-        <w:rPr>
-          <w:rFonts w:hint="eastAsia"/>
-          <w:szCs w:val="21"/>
-        </w:rPr>
-      </w:pPr>
-    </w:p>
-    <w:p>
-      <w:pPr>
-        <w:rPr>
-          <w:rFonts w:hint="eastAsia"/>
-          <w:szCs w:val="21"/>
-        </w:rPr>
-      </w:pPr>
-    </w:p>
-    <w:p>
-      <w:pPr>
-        <w:rPr>
-          <w:rFonts w:hint="eastAsia"/>
-          <w:szCs w:val="21"/>
-        </w:rPr>
-      </w:pPr>
-    </w:p>
-    <w:p>
-      <w:pPr>
-        <w:rPr>
-          <w:rFonts w:hint="eastAsia"/>
-          <w:szCs w:val="21"/>
-        </w:rPr>
-      </w:pPr>
-    </w:p>
-    <w:p>
-      <w:pPr>
-        <w:rPr>
-          <w:rFonts w:hint="eastAsia"/>
-          <w:szCs w:val="21"/>
-        </w:rPr>
-      </w:pPr>
-    </w:p>
-    <w:p>
-      <w:pPr>
-        <w:rPr>
-          <w:rFonts w:hint="eastAsia"/>
-          <w:szCs w:val="21"/>
-        </w:rPr>
-      </w:pPr>
-    </w:p>
-    <w:p>
-      <w:pPr>
-        <w:rPr>
-          <w:rFonts w:hint="eastAsia"/>
-          <w:szCs w:val="21"/>
-        </w:rPr>
-      </w:pPr>
-    </w:p>
-    <w:p>
-      <w:pPr>
-        <w:rPr>
-          <w:rFonts w:hint="eastAsia"/>
-          <w:szCs w:val="21"/>
-        </w:rPr>
-      </w:pPr>
-    </w:p>
-    <w:p>
-      <w:pPr>
-        <w:rPr>
-          <w:rFonts w:hint="eastAsia"/>
-          <w:szCs w:val="21"/>
-        </w:rPr>
-      </w:pPr>
-    </w:p>
-    <w:p>
-      <w:pPr>
-        <w:rPr>
-          <w:rFonts w:hint="eastAsia"/>
-          <w:szCs w:val="21"/>
-        </w:rPr>
-      </w:pPr>
-    </w:p>
-    <w:p>
-      <w:pPr>
-        <w:rPr>
-          <w:rFonts w:hint="eastAsia"/>
-          <w:szCs w:val="21"/>
-        </w:rPr>
-      </w:pPr>
-    </w:p>
-    <w:p>
-      <w:pPr>
-        <w:rPr>
-          <w:rFonts w:hint="eastAsia"/>
-          <w:szCs w:val="21"/>
-        </w:rPr>
-      </w:pPr>
-    </w:p>
-    <w:p>
-      <w:pPr>
-        <w:rPr>
-          <w:rFonts w:hint="eastAsia"/>
-          <w:szCs w:val="21"/>
-        </w:rPr>
-      </w:pPr>
-    </w:p>
-    <w:p>
-      <w:pPr>
-        <w:rPr>
-          <w:rFonts w:hint="eastAsia"/>
-          <w:szCs w:val="21"/>
-        </w:rPr>
-      </w:pPr>
-    </w:p>
-    <w:p>
-      <w:pPr>
-        <w:rPr>
-          <w:rFonts w:hint="eastAsia"/>
-          <w:szCs w:val="21"/>
-        </w:rPr>
-      </w:pPr>
-    </w:p>
-    <w:p>
-      <w:pPr>
-        <w:rPr>
-          <w:rFonts w:hint="eastAsia"/>
-          <w:szCs w:val="21"/>
-        </w:rPr>
-      </w:pPr>
-    </w:p>
-    <w:p>
-      <w:pPr>
-        <w:rPr>
-          <w:rFonts w:hint="eastAsia"/>
-          <w:szCs w:val="21"/>
-        </w:rPr>
-      </w:pPr>
-    </w:p>
-    <w:p>
-      <w:pPr>
-        <w:rPr>
-          <w:rFonts w:hint="eastAsia"/>
-          <w:szCs w:val="21"/>
-        </w:rPr>
-      </w:pPr>
-    </w:p>
-    <w:p>
-      <w:pPr>
-        <w:rPr>
-          <w:rFonts w:hint="eastAsia"/>
-          <w:szCs w:val="21"/>
-        </w:rPr>
-      </w:pPr>
-    </w:p>
-    <w:p>
-      <w:pPr>
-        <w:rPr>
-          <w:rFonts w:hint="eastAsia"/>
-          <w:szCs w:val="21"/>
-        </w:rPr>
-      </w:pPr>
-    </w:p>
-    <w:p>
-      <w:pPr>
-        <w:rPr>
-          <w:rFonts w:hint="eastAsia"/>
-          <w:szCs w:val="21"/>
-        </w:rPr>
-      </w:pPr>
-    </w:p>
-    <w:p>
-      <w:pPr>
-        <w:rPr>
-          <w:rFonts w:hint="eastAsia"/>
-          <w:szCs w:val="21"/>
-        </w:rPr>
-      </w:pPr>
-    </w:p>
-    <w:p>
-      <w:pPr>
-        <w:rPr>
-          <w:rFonts w:hint="eastAsia"/>
-          <w:szCs w:val="21"/>
-        </w:rPr>
-      </w:pPr>
-    </w:p>
-    <w:p>
-      <w:pPr>
-        <w:rPr>
-          <w:rFonts w:hint="eastAsia"/>
-          <w:szCs w:val="21"/>
-        </w:rPr>
-      </w:pPr>
-    </w:p>
-    <w:p>
-      <w:pPr>
-        <w:rPr>
-          <w:rFonts w:hint="eastAsia"/>
-          <w:szCs w:val="21"/>
-        </w:rPr>
-      </w:pPr>
-    </w:p>
-    <w:p>
-      <w:pPr>
-        <w:rPr>
-          <w:rFonts w:hint="eastAsia"/>
-          <w:szCs w:val="21"/>
-        </w:rPr>
-      </w:pPr>
-    </w:p>
-    <w:p>
-      <w:pPr>
-        <w:rPr>
-          <w:rFonts w:hint="eastAsia"/>
-          <w:szCs w:val="21"/>
-        </w:rPr>
-      </w:pPr>
-    </w:p>
-    <w:p>
-      <w:pPr>
-        <w:rPr>
-          <w:rFonts w:hint="eastAsia"/>
+      </w:pPr>
+    </w:p>
+    <w:p>
+      <w:pPr>
+        <w:rPr>
           <w:b/>
           <w:sz w:val="28"/>
           <w:szCs w:val="28"/>
         </w:rPr>
       </w:pPr>
-      <w:r>
-        <w:rPr>
-          <w:rFonts w:hint="eastAsia"/>
+    </w:p>
+    <w:p>
+      <w:pPr>
+        <w:rPr>
           <w:b/>
           <w:sz w:val="28"/>
           <w:szCs w:val="28"/>
         </w:rPr>
+      </w:pPr>
+    </w:p>
+    <w:p>
+      <w:pPr>
+        <w:rPr>
+          <w:b/>
+          <w:sz w:val="28"/>
+          <w:szCs w:val="28"/>
+        </w:rPr>
+      </w:pPr>
+    </w:p>
+    <w:p>
+      <w:pPr>
+        <w:rPr>
+          <w:b/>
+          <w:sz w:val="28"/>
+          <w:szCs w:val="28"/>
+        </w:rPr>
+      </w:pPr>
+    </w:p>
+    <w:p>
+      <w:pPr>
+        <w:rPr>
+          <w:b/>
+          <w:sz w:val="28"/>
+          <w:szCs w:val="28"/>
+        </w:rPr>
+      </w:pPr>
+    </w:p>
+    <w:p>
+      <w:pPr>
+        <w:rPr>
+          <w:b/>
+          <w:sz w:val="28"/>
+          <w:szCs w:val="28"/>
+        </w:rPr>
+      </w:pPr>
+    </w:p>
+    <w:p>
+      <w:pPr>
+        <w:rPr>
+          <w:b/>
+          <w:sz w:val="28"/>
+          <w:szCs w:val="28"/>
+        </w:rPr>
+      </w:pPr>
+    </w:p>
+    <w:p>
+      <w:pPr>
+        <w:rPr>
+          <w:b/>
+          <w:sz w:val="28"/>
+          <w:szCs w:val="28"/>
+        </w:rPr>
+      </w:pPr>
+    </w:p>
+    <w:p>
+      <w:pPr>
+        <w:rPr>
+          <w:b/>
+          <w:sz w:val="28"/>
+          <w:szCs w:val="28"/>
+        </w:rPr>
+      </w:pPr>
+    </w:p>
+    <w:p>
+      <w:pPr>
+        <w:rPr>
+          <w:b/>
+          <w:sz w:val="28"/>
+          <w:szCs w:val="28"/>
+        </w:rPr>
+      </w:pPr>
+    </w:p>
+    <w:p>
+      <w:pPr>
+        <w:rPr>
+          <w:b/>
+          <w:sz w:val="28"/>
+          <w:szCs w:val="28"/>
+        </w:rPr>
+      </w:pPr>
+    </w:p>
+    <w:p>
+      <w:pPr>
+        <w:rPr>
+          <w:b/>
+          <w:sz w:val="28"/>
+          <w:szCs w:val="28"/>
+        </w:rPr>
+      </w:pPr>
+    </w:p>
+    <w:p>
+      <w:pPr>
+        <w:rPr>
+          <w:b/>
+          <w:sz w:val="28"/>
+          <w:szCs w:val="28"/>
+        </w:rPr>
+      </w:pPr>
+    </w:p>
+    <w:p>
+      <w:pPr>
+        <w:rPr>
+          <w:b/>
+          <w:sz w:val="28"/>
+          <w:szCs w:val="28"/>
+        </w:rPr>
+      </w:pPr>
+    </w:p>
+    <w:p>
+      <w:pPr>
+        <w:rPr>
+          <w:b/>
+          <w:sz w:val="28"/>
+          <w:szCs w:val="28"/>
+        </w:rPr>
+      </w:pPr>
+    </w:p>
+    <w:p>
+      <w:pPr>
+        <w:rPr>
+          <w:b/>
+          <w:sz w:val="28"/>
+          <w:szCs w:val="28"/>
+        </w:rPr>
+      </w:pPr>
+    </w:p>
+    <w:p>
+      <w:pPr>
+        <w:rPr>
+          <w:b/>
+          <w:sz w:val="28"/>
+          <w:szCs w:val="28"/>
+        </w:rPr>
+      </w:pPr>
+    </w:p>
+    <w:p>
+      <w:pPr>
+        <w:rPr>
+          <w:b/>
+          <w:sz w:val="28"/>
+          <w:szCs w:val="28"/>
+        </w:rPr>
+      </w:pPr>
+      <w:r>
+        <w:rPr>
+          <w:rFonts w:hint="eastAsia"/>
+          <w:b/>
+          <w:sz w:val="28"/>
+          <w:szCs w:val="28"/>
+        </w:rPr>
         <w:t>全体の構成図</w:t>
       </w:r>
     </w:p>
-    <w:p>
-      <w:pPr>
-        <w:rPr>
-          <w:rFonts w:hint="eastAsia"/>
-        </w:rPr>
-      </w:pPr>
-    </w:p>
-    <w:p>
-      <w:pPr>
-        <w:rPr>
-          <w:rFonts w:hint="eastAsia"/>
-        </w:rPr>
-      </w:pPr>
+    <w:p/>
+    <w:p>
       <w:r>
         <w:rPr>
           <w:rFonts w:hint="eastAsia"/>
@@ -1437,17 +1777,10 @@
         <w:t>:2017.xlsm</w:t>
       </w:r>
     </w:p>
-    <w:p>
-      <w:pPr>
-        <w:rPr>
-          <w:rFonts w:hint="eastAsia"/>
-        </w:rPr>
-      </w:pPr>
-    </w:p>
-    <w:p>
-      <w:pPr>
-        <w:rPr>
-          <w:rFonts w:hint="eastAsia"/>
+    <w:p/>
+    <w:p>
+      <w:pPr>
+        <w:rPr>
           <w:bdr w:val="single" w:sz="4" w:space="0" w:color="auto"/>
         </w:rPr>
       </w:pPr>
@@ -1767,11 +2100,6 @@
       </w:r>
     </w:p>
     <w:p>
-      <w:pPr>
-        <w:rPr>
-          <w:rFonts w:hint="eastAsia"/>
-        </w:rPr>
-      </w:pPr>
       <w:r>
         <w:rPr>
           <w:rFonts w:hint="eastAsia"/>
@@ -2523,11 +2851,6 @@
       </w:r>
     </w:p>
     <w:p>
-      <w:pPr>
-        <w:rPr>
-          <w:rFonts w:hint="eastAsia"/>
-        </w:rPr>
-      </w:pPr>
       <w:r>
         <w:rPr>
           <w:rFonts w:hint="eastAsia"/>
@@ -2568,11 +2891,6 @@
       </w:r>
     </w:p>
     <w:p>
-      <w:pPr>
-        <w:rPr>
-          <w:rFonts w:hint="eastAsia"/>
-        </w:rPr>
-      </w:pPr>
       <w:r>
         <w:rPr>
           <w:rFonts w:hint="eastAsia"/>
@@ -2763,11 +3081,6 @@
       </w:r>
     </w:p>
     <w:p>
-      <w:pPr>
-        <w:rPr>
-          <w:rFonts w:hint="eastAsia"/>
-        </w:rPr>
-      </w:pPr>
       <w:r>
         <w:rPr>
           <w:rFonts w:hint="eastAsia"/>
@@ -2827,11 +3140,6 @@
       </w:r>
     </w:p>
     <w:p>
-      <w:pPr>
-        <w:rPr>
-          <w:rFonts w:hint="eastAsia"/>
-        </w:rPr>
-      </w:pPr>
       <w:r>
         <w:rPr>
           <w:rFonts w:hint="eastAsia"/>
@@ -3113,11 +3421,6 @@
       </w:r>
     </w:p>
     <w:p>
-      <w:pPr>
-        <w:rPr>
-          <w:rFonts w:hint="eastAsia"/>
-        </w:rPr>
-      </w:pPr>
       <w:r>
         <w:rPr>
           <w:rFonts w:hint="eastAsia"/>
@@ -3183,11 +3486,6 @@
       </w:r>
     </w:p>
     <w:p>
-      <w:pPr>
-        <w:rPr>
-          <w:rFonts w:hint="eastAsia"/>
-        </w:rPr>
-      </w:pPr>
       <w:r>
         <w:rPr>
           <w:rFonts w:hint="eastAsia"/>
@@ -3228,11 +3526,6 @@
       </w:r>
     </w:p>
     <w:p>
-      <w:pPr>
-        <w:rPr>
-          <w:rFonts w:hint="eastAsia"/>
-        </w:rPr>
-      </w:pPr>
       <w:r>
         <w:rPr>
           <w:rFonts w:hint="eastAsia"/>
@@ -3362,11 +3655,6 @@
       </w:r>
     </w:p>
     <w:p>
-      <w:pPr>
-        <w:rPr>
-          <w:rFonts w:hint="eastAsia"/>
-        </w:rPr>
-      </w:pPr>
       <w:r>
         <w:rPr>
           <w:rFonts w:hint="eastAsia"/>
@@ -3407,11 +3695,6 @@
       </w:r>
     </w:p>
     <w:p>
-      <w:pPr>
-        <w:rPr>
-          <w:rFonts w:hint="eastAsia"/>
-        </w:rPr>
-      </w:pPr>
       <w:r>
         <w:rPr>
           <w:rFonts w:hint="eastAsia"/>
@@ -3452,11 +3735,6 @@
       </w:r>
     </w:p>
     <w:p>
-      <w:pPr>
-        <w:rPr>
-          <w:rFonts w:hint="eastAsia"/>
-        </w:rPr>
-      </w:pPr>
       <w:r>
         <w:rPr>
           <w:rFonts w:hint="eastAsia"/>
@@ -3783,11 +4061,6 @@
       </w:r>
     </w:p>
     <w:p>
-      <w:pPr>
-        <w:rPr>
-          <w:rFonts w:hint="eastAsia"/>
-        </w:rPr>
-      </w:pPr>
       <w:r>
         <w:rPr>
           <w:rFonts w:hint="eastAsia"/>
@@ -3841,7 +4114,6 @@
     <w:p>
       <w:pPr>
         <w:rPr>
-          <w:rFonts w:hint="eastAsia"/>
           <w:bdr w:val="single" w:sz="4" w:space="0" w:color="auto"/>
         </w:rPr>
       </w:pPr>
@@ -3890,11 +4162,6 @@
       </w:r>
     </w:p>
     <w:p>
-      <w:pPr>
-        <w:rPr>
-          <w:rFonts w:hint="eastAsia"/>
-        </w:rPr>
-      </w:pPr>
       <w:r>
         <w:rPr>
           <w:rFonts w:hint="eastAsia"/>
@@ -3946,11 +4213,6 @@
       </w:r>
     </w:p>
     <w:p>
-      <w:pPr>
-        <w:rPr>
-          <w:rFonts w:hint="eastAsia"/>
-        </w:rPr>
-      </w:pPr>
       <w:r>
         <w:rPr>
           <w:rFonts w:hint="eastAsia"/>
@@ -4002,11 +4264,6 @@
       </w:r>
     </w:p>
     <w:p>
-      <w:pPr>
-        <w:rPr>
-          <w:rFonts w:hint="eastAsia"/>
-        </w:rPr>
-      </w:pPr>
       <w:r>
         <w:rPr>
           <w:rFonts w:hint="eastAsia"/>
@@ -4256,11 +4513,6 @@
       </w:r>
     </w:p>
     <w:p>
-      <w:pPr>
-        <w:rPr>
-          <w:rFonts w:hint="eastAsia"/>
-        </w:rPr>
-      </w:pPr>
       <w:r>
         <w:rPr>
           <w:rFonts w:hint="eastAsia"/>
@@ -4306,11 +4558,6 @@
       </w:r>
     </w:p>
     <w:p>
-      <w:pPr>
-        <w:rPr>
-          <w:rFonts w:hint="eastAsia"/>
-        </w:rPr>
-      </w:pPr>
       <w:r>
         <w:rPr>
           <w:rFonts w:hint="eastAsia"/>
@@ -4351,11 +4598,6 @@
       </w:r>
     </w:p>
     <w:p>
-      <w:pPr>
-        <w:rPr>
-          <w:rFonts w:hint="eastAsia"/>
-        </w:rPr>
-      </w:pPr>
       <w:r>
         <w:rPr>
           <w:rFonts w:hint="eastAsia"/>
@@ -4396,11 +4638,6 @@
       </w:r>
     </w:p>
     <w:p>
-      <w:pPr>
-        <w:rPr>
-          <w:rFonts w:hint="eastAsia"/>
-        </w:rPr>
-      </w:pPr>
       <w:r>
         <w:rPr>
           <w:rFonts w:hint="eastAsia"/>
@@ -4433,19 +4670,8 @@
         <w:t xml:space="preserve"> </w:t>
       </w:r>
     </w:p>
-    <w:p>
-      <w:pPr>
-        <w:rPr>
-          <w:rFonts w:hint="eastAsia"/>
-        </w:rPr>
-      </w:pPr>
-    </w:p>
-    <w:p>
-      <w:pPr>
-        <w:rPr>
-          <w:rFonts w:hint="eastAsia"/>
-        </w:rPr>
-      </w:pPr>
+    <w:p/>
+    <w:p>
       <w:r>
         <w:rPr>
           <w:rFonts w:hint="eastAsia"/>
@@ -4573,23 +4799,11 @@
         <w:t xml:space="preserve"> </w:t>
       </w:r>
     </w:p>
-    <w:p>
-      <w:pPr>
-        <w:rPr>
-          <w:rFonts w:hint="eastAsia"/>
-        </w:rPr>
-      </w:pPr>
-    </w:p>
-    <w:p>
-      <w:pPr>
-        <w:rPr>
-          <w:rFonts w:hint="eastAsia"/>
-        </w:rPr>
-      </w:pPr>
-    </w:p>
+    <w:p/>
+    <w:p/>
     <w:p/>
     <w:sectPr>
-      <w:footerReference w:type="default" r:id="rId10"/>
+      <w:footerReference w:type="default" r:id="rId11"/>
       <w:pgSz w:w="11906" w:h="16838"/>
       <w:pgMar w:top="1985" w:right="1701" w:bottom="1701" w:left="1701" w:header="851" w:footer="992" w:gutter="0"/>
       <w:pgNumType w:start="0"/>
@@ -4630,6 +4844,7 @@
         <w:docPartUnique/>
       </w:docPartObj>
     </w:sdtPr>
+    <w:sdtEndPr/>
     <w:sdtContent>
       <w:p>
         <w:pPr>
@@ -4650,7 +4865,7 @@
             <w:noProof/>
             <w:lang w:val="ja-JP"/>
           </w:rPr>
-          <w:t>1</w:t>
+          <w:t>3</w:t>
         </w:r>
         <w:r>
           <w:fldChar w:fldCharType="end"/>
@@ -5841,147 +6056,6 @@
         </w:p>
       </w:docPartBody>
     </w:docPart>
-    <w:docPart>
-      <w:docPartPr>
-        <w:name w:val="2B9DD327CC7744C486CE307155A115EE"/>
-        <w:category>
-          <w:name w:val="全般"/>
-          <w:gallery w:val="placeholder"/>
-        </w:category>
-        <w:types>
-          <w:type w:val="bbPlcHdr"/>
-        </w:types>
-        <w:behaviors>
-          <w:behavior w:val="content"/>
-        </w:behaviors>
-        <w:guid w:val="{68C69225-22D9-4BB8-97D2-D85B6DAD2AE8}"/>
-      </w:docPartPr>
-      <w:docPartBody>
-        <w:p>
-          <w:pPr>
-            <w:pStyle w:val="2B9DD327CC7744C486CE307155A115EE"/>
-          </w:pPr>
-          <w:r>
-            <w:rPr>
-              <w:rFonts w:asciiTheme="majorHAnsi" w:eastAsiaTheme="majorEastAsia" w:hAnsiTheme="majorHAnsi" w:cstheme="majorBidi"/>
-              <w:color w:val="4F81BD" w:themeColor="accent1"/>
-              <w:sz w:val="80"/>
-              <w:szCs w:val="80"/>
-              <w:lang w:val="ja-JP"/>
-            </w:rPr>
-            <w:t>[</w:t>
-          </w:r>
-          <w:r>
-            <w:rPr>
-              <w:rFonts w:asciiTheme="majorHAnsi" w:eastAsiaTheme="majorEastAsia" w:hAnsiTheme="majorHAnsi" w:cstheme="majorBidi"/>
-              <w:color w:val="4F81BD" w:themeColor="accent1"/>
-              <w:sz w:val="80"/>
-              <w:szCs w:val="80"/>
-              <w:lang w:val="ja-JP"/>
-            </w:rPr>
-            <w:t>文書のタイトルを入力</w:t>
-          </w:r>
-          <w:r>
-            <w:rPr>
-              <w:rFonts w:asciiTheme="majorHAnsi" w:eastAsiaTheme="majorEastAsia" w:hAnsiTheme="majorHAnsi" w:cstheme="majorBidi"/>
-              <w:color w:val="4F81BD" w:themeColor="accent1"/>
-              <w:sz w:val="80"/>
-              <w:szCs w:val="80"/>
-              <w:lang w:val="ja-JP"/>
-            </w:rPr>
-            <w:t>]</w:t>
-          </w:r>
-        </w:p>
-      </w:docPartBody>
-    </w:docPart>
-    <w:docPart>
-      <w:docPartPr>
-        <w:name w:val="8F3FCF23DDEC4025BF471F01C549ADFB"/>
-        <w:category>
-          <w:name w:val="全般"/>
-          <w:gallery w:val="placeholder"/>
-        </w:category>
-        <w:types>
-          <w:type w:val="bbPlcHdr"/>
-        </w:types>
-        <w:behaviors>
-          <w:behavior w:val="content"/>
-        </w:behaviors>
-        <w:guid w:val="{1FB8E1B2-1CAF-4453-8B4B-AA67F97BA2F3}"/>
-      </w:docPartPr>
-      <w:docPartBody>
-        <w:p>
-          <w:pPr>
-            <w:pStyle w:val="8F3FCF23DDEC4025BF471F01C549ADFB"/>
-          </w:pPr>
-          <w:r>
-            <w:rPr>
-              <w:color w:val="4F81BD" w:themeColor="accent1"/>
-              <w:lang w:val="ja-JP"/>
-            </w:rPr>
-            <w:t>[</w:t>
-          </w:r>
-          <w:r>
-            <w:rPr>
-              <w:color w:val="4F81BD" w:themeColor="accent1"/>
-              <w:lang w:val="ja-JP"/>
-            </w:rPr>
-            <w:t>作成者名を入力</w:t>
-          </w:r>
-          <w:r>
-            <w:rPr>
-              <w:color w:val="4F81BD" w:themeColor="accent1"/>
-              <w:lang w:val="ja-JP"/>
-            </w:rPr>
-            <w:t>]</w:t>
-          </w:r>
-        </w:p>
-      </w:docPartBody>
-    </w:docPart>
-    <w:docPart>
-      <w:docPartPr>
-        <w:name w:val="6B955818C8C84B129262BB2631A3D762"/>
-        <w:category>
-          <w:name w:val="全般"/>
-          <w:gallery w:val="placeholder"/>
-        </w:category>
-        <w:types>
-          <w:type w:val="bbPlcHdr"/>
-        </w:types>
-        <w:behaviors>
-          <w:behavior w:val="content"/>
-        </w:behaviors>
-        <w:guid w:val="{D9496900-266F-46BB-8423-3A136D095351}"/>
-      </w:docPartPr>
-      <w:docPartBody>
-        <w:p>
-          <w:pPr>
-            <w:pStyle w:val="6B955818C8C84B129262BB2631A3D762"/>
-          </w:pPr>
-          <w:r>
-            <w:rPr>
-              <w:color w:val="4F81BD" w:themeColor="accent1"/>
-              <w:lang w:val="ja-JP"/>
-            </w:rPr>
-            <w:t>[</w:t>
-          </w:r>
-          <w:r>
-            <w:rPr>
-              <w:color w:val="4F81BD" w:themeColor="accent1"/>
-              <w:lang w:val="ja-JP"/>
-            </w:rPr>
-            <w:t>日付を選択</w:t>
-          </w:r>
-          <w:r>
-            <w:rPr>
-              <w:color w:val="4F81BD" w:themeColor="accent1"/>
-              <w:lang w:val="ja-JP"/>
-            </w:rPr>
-            <w:t>]</w:t>
-          </w:r>
-        </w:p>
-      </w:docPartBody>
-    </w:docPart>
   </w:docParts>
 </w:glossaryDocument>
 </file>
@@ -6059,7 +6133,10 @@
   </w:compat>
   <w:rsids>
     <w:rsidRoot w:val="00123A7A"/>
+    <w:rsid w:val="00024639"/>
     <w:rsid w:val="00123A7A"/>
+    <w:rsid w:val="00305B0E"/>
+    <w:rsid w:val="00560C61"/>
     <w:rsid w:val="00EB6E35"/>
   </w:rsids>
   <m:mathPr>
@@ -7356,7 +7433,7 @@
 </file>
 
 <file path=customXml/itemProps2.xml><?xml version="1.0" encoding="utf-8"?>
-<ds:datastoreItem xmlns:ds="http://schemas.openxmlformats.org/officeDocument/2006/customXml" ds:itemID="{B93E0533-8D3E-432E-9220-0EB89399E75B}">
+<ds:datastoreItem xmlns:ds="http://schemas.openxmlformats.org/officeDocument/2006/customXml" ds:itemID="{0C3AB2C0-B66B-4F98-8631-6A4FE469A8AA}">
   <ds:schemaRefs>
     <ds:schemaRef ds:uri="http://schemas.openxmlformats.org/officeDocument/2006/bibliography"/>
   </ds:schemaRefs>
